--- a/it/catalogue.docx
+++ b/it/catalogue.docx
@@ -5,7 +5,7 @@
     <w:p>
       <w:pPr>
         <w:pStyle w:val="note"/>
-        <w:divId w:val="1347750609"/>
+        <w:divId w:val="1214346189"/>
         <w:rPr>
           <w:rFonts w:ascii="Segoe UI" w:hAnsi="Segoe UI" w:cs="Segoe UI"/>
           <w:lang w:val="it-IT"/>
@@ -25,7 +25,7 @@
     <w:p>
       <w:pPr>
         <w:pStyle w:val="note"/>
-        <w:divId w:val="1347750609"/>
+        <w:divId w:val="1214346189"/>
         <w:rPr>
           <w:rFonts w:ascii="Segoe UI" w:hAnsi="Segoe UI" w:cs="Segoe UI"/>
           <w:lang w:val="it-IT"/>
@@ -45,7 +45,7 @@
     <w:p>
       <w:pPr>
         <w:pStyle w:val="1"/>
-        <w:divId w:val="1347750609"/>
+        <w:divId w:val="1214346189"/>
         <w:rPr>
           <w:rFonts w:ascii="Segoe UI" w:eastAsia="Times New Roman" w:hAnsi="Segoe UI" w:cs="Segoe UI"/>
           <w:lang w:val="it-IT"/>
@@ -62,7 +62,7 @@
     <w:p>
       <w:pPr>
         <w:pStyle w:val="2"/>
-        <w:divId w:val="1347750609"/>
+        <w:divId w:val="1214346189"/>
         <w:rPr>
           <w:rFonts w:ascii="Segoe UI" w:eastAsia="Times New Roman" w:hAnsi="Segoe UI" w:cs="Segoe UI"/>
           <w:lang w:val="it-IT"/>
@@ -79,7 +79,7 @@
     <w:p>
       <w:pPr>
         <w:pStyle w:val="note"/>
-        <w:divId w:val="1347750609"/>
+        <w:divId w:val="1214346189"/>
         <w:rPr>
           <w:rFonts w:ascii="Segoe UI" w:hAnsi="Segoe UI" w:cs="Segoe UI"/>
           <w:lang w:val="it-IT"/>
@@ -109,7 +109,7 @@
     <w:p>
       <w:pPr>
         <w:pStyle w:val="a7"/>
-        <w:divId w:val="1347750609"/>
+        <w:divId w:val="1214346189"/>
         <w:rPr>
           <w:rFonts w:ascii="Segoe UI" w:hAnsi="Segoe UI" w:cs="Segoe UI"/>
           <w:color w:val="1C1C1C"/>
@@ -128,34 +128,34 @@
     <w:p>
       <w:pPr>
         <w:pStyle w:val="a7"/>
-        <w:divId w:val="1347750609"/>
-        <w:rPr>
-          <w:rFonts w:ascii="Segoe UI" w:hAnsi="Segoe UI" w:cs="Segoe UI"/>
-          <w:color w:val="1C1C1C"/>
-          <w:lang w:val="it-IT"/>
-        </w:rPr>
-      </w:pPr>
-      <w:r>
-        <w:rPr>
-          <w:rFonts w:ascii="Segoe UI" w:hAnsi="Segoe UI" w:cs="Segoe UI"/>
-          <w:color w:val="1C1C1C"/>
-          <w:lang w:val="it-IT"/>
-        </w:rPr>
-        <w:t xml:space="preserve">Un solo robot cresce insieme al bambino dai 4 ai 10 anni. I più piccoli imparano la logica e attraversano i labirinti, i più grandi passano agli angoli, alla geometria </w:t>
-      </w:r>
-      <w:r>
-        <w:rPr>
-          <w:rFonts w:ascii="Segoe UI" w:hAnsi="Segoe UI" w:cs="Segoe UI"/>
-          <w:color w:val="1C1C1C"/>
-          <w:lang w:val="it-IT"/>
-        </w:rPr>
-        <w:t>e al disegno.</w:t>
+        <w:divId w:val="1214346189"/>
+        <w:rPr>
+          <w:rFonts w:ascii="Segoe UI" w:hAnsi="Segoe UI" w:cs="Segoe UI"/>
+          <w:color w:val="1C1C1C"/>
+          <w:lang w:val="it-IT"/>
+        </w:rPr>
+      </w:pPr>
+      <w:r>
+        <w:rPr>
+          <w:rFonts w:ascii="Segoe UI" w:hAnsi="Segoe UI" w:cs="Segoe UI"/>
+          <w:color w:val="1C1C1C"/>
+          <w:lang w:val="it-IT"/>
+        </w:rPr>
+        <w:t>Un solo robot cresce insieme al bambino dai 4 ai 10 anni e oltre. I più piccoli imparano la logica e attraversano i labirinti, i più grandi passano agli angoli, alla ge</w:t>
+      </w:r>
+      <w:r>
+        <w:rPr>
+          <w:rFonts w:ascii="Segoe UI" w:hAnsi="Segoe UI" w:cs="Segoe UI"/>
+          <w:color w:val="1C1C1C"/>
+          <w:lang w:val="it-IT"/>
+        </w:rPr>
+        <w:t>ometria e al disegno.</w:t>
       </w:r>
     </w:p>
     <w:p>
       <w:pPr>
         <w:pStyle w:val="3"/>
-        <w:divId w:val="1347750609"/>
+        <w:divId w:val="1214346189"/>
         <w:rPr>
           <w:rFonts w:ascii="Segoe UI" w:eastAsia="Times New Roman" w:hAnsi="Segoe UI" w:cs="Segoe UI"/>
           <w:lang w:val="it-IT"/>
@@ -172,34 +172,34 @@
     <w:p>
       <w:pPr>
         <w:pStyle w:val="a7"/>
-        <w:divId w:val="1347750609"/>
-        <w:rPr>
-          <w:rFonts w:ascii="Segoe UI" w:hAnsi="Segoe UI" w:cs="Segoe UI"/>
-          <w:color w:val="1C1C1C"/>
-          <w:lang w:val="it-IT"/>
-        </w:rPr>
-      </w:pPr>
-      <w:r>
-        <w:rPr>
-          <w:rFonts w:ascii="Segoe UI" w:hAnsi="Segoe UI" w:cs="Segoe UI"/>
-          <w:color w:val="1C1C1C"/>
-          <w:lang w:val="it-IT"/>
-        </w:rPr>
-        <w:t>Inserisci un pennarello e il robot traccerà sul foglio una spirale o una figura complessa, calcolando angoli e distanze mentre si muove. Un normale robot che si sposta senza schermo non raggiunge u</w:t>
-      </w:r>
-      <w:r>
-        <w:rPr>
-          <w:rFonts w:ascii="Segoe UI" w:hAnsi="Segoe UI" w:cs="Segoe UI"/>
-          <w:color w:val="1C1C1C"/>
-          <w:lang w:val="it-IT"/>
-        </w:rPr>
-        <w:t>na precisione simile. Il bambino vede il risultato del suo programma direttamente sul foglio.</w:t>
+        <w:divId w:val="1214346189"/>
+        <w:rPr>
+          <w:rFonts w:ascii="Segoe UI" w:hAnsi="Segoe UI" w:cs="Segoe UI"/>
+          <w:color w:val="1C1C1C"/>
+          <w:lang w:val="it-IT"/>
+        </w:rPr>
+      </w:pPr>
+      <w:r>
+        <w:rPr>
+          <w:rFonts w:ascii="Segoe UI" w:hAnsi="Segoe UI" w:cs="Segoe UI"/>
+          <w:color w:val="1C1C1C"/>
+          <w:lang w:val="it-IT"/>
+        </w:rPr>
+        <w:t>Inserisci un pennarello e il robot traccerà sul foglio una spirale o una figura complessa, calcolando angoli e distanze mentre si muove. Un normale robot che si sposta senza schermo non rag</w:t>
+      </w:r>
+      <w:r>
+        <w:rPr>
+          <w:rFonts w:ascii="Segoe UI" w:hAnsi="Segoe UI" w:cs="Segoe UI"/>
+          <w:color w:val="1C1C1C"/>
+          <w:lang w:val="it-IT"/>
+        </w:rPr>
+        <w:t>giunge una precisione simile. Il bambino vede il risultato del suo programma direttamente sul foglio.</w:t>
       </w:r>
     </w:p>
     <w:p>
       <w:pPr>
         <w:pStyle w:val="3"/>
-        <w:divId w:val="1347750609"/>
+        <w:divId w:val="1214346189"/>
         <w:rPr>
           <w:rFonts w:ascii="Segoe UI" w:eastAsia="Times New Roman" w:hAnsi="Segoe UI" w:cs="Segoe UI"/>
           <w:lang w:val="it-IT"/>
@@ -216,34 +216,34 @@
     <w:p>
       <w:pPr>
         <w:pStyle w:val="a7"/>
-        <w:divId w:val="1347750609"/>
-        <w:rPr>
-          <w:rFonts w:ascii="Segoe UI" w:hAnsi="Segoe UI" w:cs="Segoe UI"/>
-          <w:color w:val="1C1C1C"/>
-          <w:lang w:val="it-IT"/>
-        </w:rPr>
-      </w:pPr>
-      <w:r>
-        <w:rPr>
-          <w:rFonts w:ascii="Segoe UI" w:hAnsi="Segoe UI" w:cs="Segoe UI"/>
-          <w:color w:val="1C1C1C"/>
-          <w:lang w:val="it-IT"/>
-        </w:rPr>
-        <w:t>Disegno, geometria, voce e metodologia pronta sono già inclusi nel kit base. Dove di solito servono più robot per età diver</w:t>
-      </w:r>
-      <w:r>
-        <w:rPr>
-          <w:rFonts w:ascii="Segoe UI" w:hAnsi="Segoe UI" w:cs="Segoe UI"/>
-          <w:color w:val="1C1C1C"/>
-          <w:lang w:val="it-IT"/>
-        </w:rPr>
-        <w:t>se o si comprano set a pagamento da aggiungere a uno stesso robot, qui tutto è coperto da un unico robot. Non serve un secondo budget per gli acquisti aggiuntivi.</w:t>
+        <w:divId w:val="1214346189"/>
+        <w:rPr>
+          <w:rFonts w:ascii="Segoe UI" w:hAnsi="Segoe UI" w:cs="Segoe UI"/>
+          <w:color w:val="1C1C1C"/>
+          <w:lang w:val="it-IT"/>
+        </w:rPr>
+      </w:pPr>
+      <w:r>
+        <w:rPr>
+          <w:rFonts w:ascii="Segoe UI" w:hAnsi="Segoe UI" w:cs="Segoe UI"/>
+          <w:color w:val="1C1C1C"/>
+          <w:lang w:val="it-IT"/>
+        </w:rPr>
+        <w:t>Programmazione, disegno, geometria, voce e metodologia pronta sono già inclusi nel kit base. Dove di solito servono</w:t>
+      </w:r>
+      <w:r>
+        <w:rPr>
+          <w:rFonts w:ascii="Segoe UI" w:hAnsi="Segoe UI" w:cs="Segoe UI"/>
+          <w:color w:val="1C1C1C"/>
+          <w:lang w:val="it-IT"/>
+        </w:rPr>
+        <w:t xml:space="preserve"> più robot per età diverse o si comprano set a pagamento da aggiungere a uno stesso robot, qui tutto è coperto da un unico robot. Non c'è nulla da pagare a parte.</w:t>
       </w:r>
     </w:p>
     <w:p>
       <w:pPr>
         <w:pStyle w:val="3"/>
-        <w:divId w:val="1347750609"/>
+        <w:divId w:val="1214346189"/>
         <w:rPr>
           <w:rFonts w:ascii="Segoe UI" w:eastAsia="Times New Roman" w:hAnsi="Segoe UI" w:cs="Segoe UI"/>
           <w:lang w:val="it-IT"/>
@@ -260,7 +260,7 @@
     <w:p>
       <w:pPr>
         <w:pStyle w:val="a7"/>
-        <w:divId w:val="1347750609"/>
+        <w:divId w:val="1214346189"/>
         <w:rPr>
           <w:rFonts w:ascii="Segoe UI" w:hAnsi="Segoe UI" w:cs="Segoe UI"/>
           <w:color w:val="1C1C1C"/>
@@ -287,7 +287,7 @@
     <w:p>
       <w:pPr>
         <w:pStyle w:val="note"/>
-        <w:divId w:val="1347750609"/>
+        <w:divId w:val="1214346189"/>
         <w:rPr>
           <w:rFonts w:ascii="Segoe UI" w:hAnsi="Segoe UI" w:cs="Segoe UI"/>
           <w:lang w:val="it-IT"/>
@@ -307,7 +307,7 @@
     <w:p>
       <w:pPr>
         <w:pStyle w:val="3"/>
-        <w:divId w:val="1347750609"/>
+        <w:divId w:val="1214346189"/>
         <w:rPr>
           <w:rFonts w:ascii="Segoe UI" w:eastAsia="Times New Roman" w:hAnsi="Segoe UI" w:cs="Segoe UI"/>
           <w:lang w:val="it-IT"/>
@@ -331,7 +331,7 @@
     <w:p>
       <w:pPr>
         <w:pStyle w:val="a7"/>
-        <w:divId w:val="1347750609"/>
+        <w:divId w:val="1214346189"/>
         <w:rPr>
           <w:rFonts w:ascii="Segoe UI" w:hAnsi="Segoe UI" w:cs="Segoe UI"/>
           <w:color w:val="1C1C1C"/>
@@ -358,7 +358,7 @@
     <w:p>
       <w:pPr>
         <w:pStyle w:val="3"/>
-        <w:divId w:val="1347750609"/>
+        <w:divId w:val="1214346189"/>
         <w:rPr>
           <w:rFonts w:ascii="Segoe UI" w:eastAsia="Times New Roman" w:hAnsi="Segoe UI" w:cs="Segoe UI"/>
           <w:lang w:val="it-IT"/>
@@ -382,7 +382,7 @@
     <w:p>
       <w:pPr>
         <w:pStyle w:val="a7"/>
-        <w:divId w:val="1347750609"/>
+        <w:divId w:val="1214346189"/>
         <w:rPr>
           <w:rFonts w:ascii="Segoe UI" w:hAnsi="Segoe UI" w:cs="Segoe UI"/>
           <w:color w:val="1C1C1C"/>
@@ -409,7 +409,7 @@
     <w:p>
       <w:pPr>
         <w:pStyle w:val="3"/>
-        <w:divId w:val="1347750609"/>
+        <w:divId w:val="1214346189"/>
         <w:rPr>
           <w:rFonts w:ascii="Segoe UI" w:eastAsia="Times New Roman" w:hAnsi="Segoe UI" w:cs="Segoe UI"/>
           <w:lang w:val="it-IT"/>
@@ -426,7 +426,7 @@
     <w:p>
       <w:pPr>
         <w:pStyle w:val="a7"/>
-        <w:divId w:val="1347750609"/>
+        <w:divId w:val="1214346189"/>
         <w:rPr>
           <w:rFonts w:ascii="Segoe UI" w:hAnsi="Segoe UI" w:cs="Segoe UI"/>
           <w:color w:val="1C1C1C"/>
@@ -453,31 +453,31 @@
     <w:p>
       <w:pPr>
         <w:pStyle w:val="3"/>
-        <w:divId w:val="1347750609"/>
-        <w:rPr>
-          <w:rFonts w:ascii="Segoe UI" w:eastAsia="Times New Roman" w:hAnsi="Segoe UI" w:cs="Segoe UI"/>
-          <w:lang w:val="it-IT"/>
-        </w:rPr>
-      </w:pPr>
-      <w:r>
-        <w:rPr>
-          <w:rFonts w:ascii="Segoe UI" w:eastAsia="Times New Roman" w:hAnsi="Segoe UI" w:cs="Segoe UI"/>
-          <w:lang w:val="it-IT"/>
-        </w:rPr>
-        <w:t>Dai 4 ai 10 anni, un sol</w:t>
-      </w:r>
-      <w:r>
-        <w:rPr>
-          <w:rFonts w:ascii="Segoe UI" w:eastAsia="Times New Roman" w:hAnsi="Segoe UI" w:cs="Segoe UI"/>
-          <w:lang w:val="it-IT"/>
-        </w:rPr>
-        <w:t>o robot</w:t>
-      </w:r>
-    </w:p>
-    <w:p>
-      <w:pPr>
-        <w:pStyle w:val="a7"/>
-        <w:divId w:val="1347750609"/>
+        <w:divId w:val="1214346189"/>
+        <w:rPr>
+          <w:rFonts w:ascii="Segoe UI" w:eastAsia="Times New Roman" w:hAnsi="Segoe UI" w:cs="Segoe UI"/>
+          <w:lang w:val="it-IT"/>
+        </w:rPr>
+      </w:pPr>
+      <w:r>
+        <w:rPr>
+          <w:rFonts w:ascii="Segoe UI" w:eastAsia="Times New Roman" w:hAnsi="Segoe UI" w:cs="Segoe UI"/>
+          <w:lang w:val="it-IT"/>
+        </w:rPr>
+        <w:t>Dai 4 ai 10+, un solo ro</w:t>
+      </w:r>
+      <w:r>
+        <w:rPr>
+          <w:rFonts w:ascii="Segoe UI" w:eastAsia="Times New Roman" w:hAnsi="Segoe UI" w:cs="Segoe UI"/>
+          <w:lang w:val="it-IT"/>
+        </w:rPr>
+        <w:t>bot</w:t>
+      </w:r>
+    </w:p>
+    <w:p>
+      <w:pPr>
+        <w:pStyle w:val="a7"/>
+        <w:divId w:val="1214346189"/>
         <w:rPr>
           <w:rFonts w:ascii="Segoe UI" w:hAnsi="Segoe UI" w:cs="Segoe UI"/>
           <w:color w:val="1C1C1C"/>
@@ -496,7 +496,7 @@
     <w:p>
       <w:pPr>
         <w:pStyle w:val="a7"/>
-        <w:divId w:val="1347750609"/>
+        <w:divId w:val="1214346189"/>
         <w:rPr>
           <w:rFonts w:ascii="Segoe UI" w:hAnsi="Segoe UI" w:cs="Segoe UI"/>
           <w:color w:val="1C1C1C"/>
@@ -514,32 +514,52 @@
     </w:p>
     <w:p>
       <w:pPr>
+        <w:pStyle w:val="a7"/>
+        <w:divId w:val="1214346189"/>
+        <w:rPr>
+          <w:rFonts w:ascii="Segoe UI" w:hAnsi="Segoe UI" w:cs="Segoe UI"/>
+          <w:color w:val="1C1C1C"/>
+          <w:lang w:val="it-IT"/>
+        </w:rPr>
+      </w:pPr>
+      <w:r>
+        <w:rPr>
+          <w:rFonts w:ascii="Segoe UI" w:hAnsi="Segoe UI" w:cs="Segoe UI"/>
+          <w:color w:val="1C1C1C"/>
+          <w:lang w:val="it-IT"/>
+        </w:rPr>
+        <w:t>10+: lo stess</w:t>
+      </w:r>
+      <w:r>
+        <w:rPr>
+          <w:rFonts w:ascii="Segoe UI" w:hAnsi="Segoe UI" w:cs="Segoe UI"/>
+          <w:color w:val="1C1C1C"/>
+          <w:lang w:val="it-IT"/>
+        </w:rPr>
+        <w:t>o robot si programma da Scratch.</w:t>
+      </w:r>
+    </w:p>
+    <w:p>
+      <w:pPr>
         <w:pStyle w:val="3"/>
-        <w:divId w:val="1347750609"/>
-        <w:rPr>
-          <w:rFonts w:ascii="Segoe UI" w:eastAsia="Times New Roman" w:hAnsi="Segoe UI" w:cs="Segoe UI"/>
-          <w:lang w:val="it-IT"/>
-        </w:rPr>
-      </w:pPr>
-      <w:r>
-        <w:rPr>
-          <w:rFonts w:ascii="Segoe UI" w:eastAsia="Times New Roman" w:hAnsi="Segoe UI" w:cs="Segoe UI"/>
-          <w:lang w:val="it-IT"/>
-        </w:rPr>
-        <w:t>Già in us</w:t>
-      </w:r>
-      <w:r>
-        <w:rPr>
-          <w:rFonts w:ascii="Segoe UI" w:eastAsia="Times New Roman" w:hAnsi="Segoe UI" w:cs="Segoe UI"/>
-          <w:lang w:val="it-IT"/>
-        </w:rPr>
-        <w:t>o</w:t>
-      </w:r>
-    </w:p>
-    <w:p>
-      <w:pPr>
-        <w:pStyle w:val="a7"/>
-        <w:divId w:val="1347750609"/>
+        <w:divId w:val="1214346189"/>
+        <w:rPr>
+          <w:rFonts w:ascii="Segoe UI" w:eastAsia="Times New Roman" w:hAnsi="Segoe UI" w:cs="Segoe UI"/>
+          <w:lang w:val="it-IT"/>
+        </w:rPr>
+      </w:pPr>
+      <w:r>
+        <w:rPr>
+          <w:rFonts w:ascii="Segoe UI" w:eastAsia="Times New Roman" w:hAnsi="Segoe UI" w:cs="Segoe UI"/>
+          <w:lang w:val="it-IT"/>
+        </w:rPr>
+        <w:t>Già in uso</w:t>
+      </w:r>
+    </w:p>
+    <w:p>
+      <w:pPr>
+        <w:pStyle w:val="a7"/>
+        <w:divId w:val="1214346189"/>
         <w:rPr>
           <w:rFonts w:ascii="Segoe UI" w:hAnsi="Segoe UI" w:cs="Segoe UI"/>
           <w:color w:val="1C1C1C"/>
@@ -558,53 +578,34 @@
     <w:p>
       <w:pPr>
         <w:pStyle w:val="a7"/>
-        <w:divId w:val="1347750609"/>
-        <w:rPr>
-          <w:rFonts w:ascii="Segoe UI" w:hAnsi="Segoe UI" w:cs="Segoe UI"/>
-          <w:color w:val="1C1C1C"/>
-          <w:lang w:val="it-IT"/>
-        </w:rPr>
-      </w:pPr>
-      <w:r>
-        <w:rPr>
-          <w:rFonts w:ascii="Segoe UI" w:hAnsi="Segoe UI" w:cs="Segoe UI"/>
-          <w:color w:val="1C1C1C"/>
-          <w:lang w:val="it-IT"/>
-        </w:rPr>
-        <w:t>Senza schermo. Realizzato in Francia (Cannes), certificazioni CE e UKCA.</w:t>
-      </w:r>
-    </w:p>
-    <w:p>
-      <w:pPr>
-        <w:pStyle w:val="a7"/>
-        <w:divId w:val="1347750609"/>
-        <w:rPr>
-          <w:rFonts w:ascii="Segoe UI" w:hAnsi="Segoe UI" w:cs="Segoe UI"/>
-          <w:color w:val="1C1C1C"/>
-          <w:lang w:val="it-IT"/>
-        </w:rPr>
-      </w:pPr>
-      <w:r>
-        <w:rPr>
-          <w:rFonts w:ascii="Segoe UI" w:hAnsi="Segoe UI" w:cs="Segoe UI"/>
-          <w:color w:val="1C1C1C"/>
-          <w:lang w:val="it-IT"/>
-        </w:rPr>
-        <w:t>Prezzo consi</w:t>
-      </w:r>
-      <w:r>
-        <w:rPr>
-          <w:rFonts w:ascii="Segoe UI" w:hAnsi="Segoe UI" w:cs="Segoe UI"/>
-          <w:color w:val="1C1C1C"/>
-          <w:lang w:val="it-IT"/>
-        </w:rPr>
-        <w:t>gliato per la Francia: 297 € HT. Comprende già matematica, geometria, disegno, voce e metodologia, senza costi aggiuntivi. Un solo acquisto basta per tutti gli anni dai 4 ai 10.</w:t>
+        <w:divId w:val="1214346189"/>
+        <w:rPr>
+          <w:rFonts w:ascii="Segoe UI" w:hAnsi="Segoe UI" w:cs="Segoe UI"/>
+          <w:color w:val="1C1C1C"/>
+          <w:lang w:val="it-IT"/>
+        </w:rPr>
+      </w:pPr>
+      <w:r>
+        <w:rPr>
+          <w:rFonts w:ascii="Segoe UI" w:hAnsi="Segoe UI" w:cs="Segoe UI"/>
+          <w:color w:val="1C1C1C"/>
+          <w:lang w:val="it-IT"/>
+        </w:rPr>
+        <w:t>Senza schermo. Realizzato in Francia (Canne</w:t>
+      </w:r>
+      <w:r>
+        <w:rPr>
+          <w:rFonts w:ascii="Segoe UI" w:hAnsi="Segoe UI" w:cs="Segoe UI"/>
+          <w:color w:val="1C1C1C"/>
+          <w:lang w:val="it-IT"/>
+        </w:rPr>
+        <w:t>s), certificazioni CE e UKCA.</w:t>
       </w:r>
     </w:p>
     <w:p>
       <w:pPr>
         <w:pStyle w:val="note"/>
-        <w:divId w:val="1347750609"/>
+        <w:divId w:val="1214346189"/>
         <w:rPr>
           <w:rFonts w:ascii="Segoe UI" w:hAnsi="Segoe UI" w:cs="Segoe UI"/>
           <w:lang w:val="it-IT"/>
@@ -618,40 +619,32 @@
           <w:iCs/>
           <w:lang w:val="it-IT"/>
         </w:rPr>
-        <w:t>Il prezzo finale viene stabilito dal distributore.</w:t>
-      </w:r>
-    </w:p>
-    <w:p>
-      <w:pPr>
-        <w:pStyle w:val="a7"/>
-        <w:divId w:val="1347750609"/>
-        <w:rPr>
-          <w:rFonts w:ascii="Segoe UI" w:hAnsi="Segoe UI" w:cs="Segoe UI"/>
-          <w:color w:val="1C1C1C"/>
-          <w:lang w:val="it-IT"/>
-        </w:rPr>
-      </w:pPr>
-      <w:r>
-        <w:rPr>
-          <w:rFonts w:ascii="Segoe UI" w:hAnsi="Segoe UI" w:cs="Segoe UI"/>
-          <w:color w:val="1C1C1C"/>
-          <w:lang w:val="it-IT"/>
-        </w:rPr>
-        <w:t>Prova il robot prima di acq</w:t>
-      </w:r>
-      <w:r>
-        <w:rPr>
-          <w:rFonts w:ascii="Segoe UI" w:hAnsi="Segoe UI" w:cs="Segoe UI"/>
-          <w:color w:val="1C1C1C"/>
-          <w:lang w:val="it-IT"/>
-        </w:rPr>
-        <w:t>uistarlo. Funziona direttamente nel browser. Apri il link o inquadra il QR code con la fotocamera:</w:t>
-      </w:r>
-    </w:p>
-    <w:p>
-      <w:pPr>
-        <w:pStyle w:val="a7"/>
-        <w:divId w:val="1347750609"/>
+        <w:t>Il prezzo viene stabilito dal distributore.</w:t>
+      </w:r>
+    </w:p>
+    <w:p>
+      <w:pPr>
+        <w:pStyle w:val="a7"/>
+        <w:divId w:val="1214346189"/>
+        <w:rPr>
+          <w:rFonts w:ascii="Segoe UI" w:hAnsi="Segoe UI" w:cs="Segoe UI"/>
+          <w:color w:val="1C1C1C"/>
+          <w:lang w:val="it-IT"/>
+        </w:rPr>
+      </w:pPr>
+      <w:r>
+        <w:rPr>
+          <w:rFonts w:ascii="Segoe UI" w:hAnsi="Segoe UI" w:cs="Segoe UI"/>
+          <w:color w:val="1C1C1C"/>
+          <w:lang w:val="it-IT"/>
+        </w:rPr>
+        <w:t>Prova il robot prima di acquistarlo. Funziona direttamente nel browser. Apri il link o inquadra il QR code con la fotocamera:</w:t>
+      </w:r>
+    </w:p>
+    <w:p>
+      <w:pPr>
+        <w:pStyle w:val="a7"/>
+        <w:divId w:val="1214346189"/>
         <w:rPr>
           <w:rFonts w:ascii="Segoe UI" w:hAnsi="Segoe UI" w:cs="Segoe UI"/>
           <w:color w:val="1C1C1C"/>
@@ -670,7 +663,7 @@
     <w:p>
       <w:pPr>
         <w:pStyle w:val="note"/>
-        <w:divId w:val="1347750609"/>
+        <w:divId w:val="1214346189"/>
         <w:rPr>
           <w:rFonts w:ascii="Segoe UI" w:hAnsi="Segoe UI" w:cs="Segoe UI"/>
           <w:lang w:val="it-IT"/>
@@ -690,7 +683,7 @@
     <w:p>
       <w:pPr>
         <w:pStyle w:val="note"/>
-        <w:divId w:val="1347750609"/>
+        <w:divId w:val="1214346189"/>
         <w:rPr>
           <w:rFonts w:ascii="Segoe UI" w:hAnsi="Segoe UI" w:cs="Segoe UI"/>
           <w:lang w:val="it-IT"/>
@@ -710,80 +703,88 @@
     <w:p>
       <w:pPr>
         <w:pStyle w:val="a7"/>
-        <w:divId w:val="1347750609"/>
-        <w:rPr>
-          <w:rFonts w:ascii="Segoe UI" w:hAnsi="Segoe UI" w:cs="Segoe UI"/>
-          <w:color w:val="1C1C1C"/>
-          <w:lang w:val="it-IT"/>
-        </w:rPr>
-      </w:pPr>
-      <w:r>
-        <w:rPr>
-          <w:rFonts w:ascii="Segoe UI" w:hAnsi="Segoe UI" w:cs="Segoe UI"/>
-          <w:color w:val="1C1C1C"/>
-          <w:lang w:val="it-IT"/>
-        </w:rPr>
-        <w:t>Composizione. La console, il robot e un set di tessere comando di cartone (NFC). Un kit è pensato per un gruppo di 2-4 bambini. Il cavo USB-C e il caricabatterie non sono inclusi, vanno bene quelli standard.</w:t>
-      </w:r>
-    </w:p>
-    <w:p>
-      <w:pPr>
-        <w:pStyle w:val="a7"/>
-        <w:divId w:val="1347750609"/>
-        <w:rPr>
-          <w:rFonts w:ascii="Segoe UI" w:hAnsi="Segoe UI" w:cs="Segoe UI"/>
-          <w:color w:val="1C1C1C"/>
-          <w:lang w:val="it-IT"/>
-        </w:rPr>
-      </w:pPr>
-      <w:r>
-        <w:rPr>
-          <w:rFonts w:ascii="Segoe UI" w:hAnsi="Segoe UI" w:cs="Segoe UI"/>
-          <w:color w:val="1C1C1C"/>
-          <w:lang w:val="it-IT"/>
-        </w:rPr>
-        <w:t>Caratteristiche. Robot e console in legno, tesse</w:t>
-      </w:r>
-      <w:r>
-        <w:rPr>
-          <w:rFonts w:ascii="Segoe UI" w:hAnsi="Segoe UI" w:cs="Segoe UI"/>
-          <w:color w:val="1C1C1C"/>
-          <w:lang w:val="it-IT"/>
-        </w:rPr>
-        <w:t>re in cartone. Robot di 125 mm di diametro, 44 mm di altezza, 220 g. Console 317 x 217 x 62 mm, 680 g. Tessere 33 x 33 mm, NFC. 11 slot doppi. Passo di default 15 cm, regolabile su qualsiasi dimensione. Rotazioni da 1 a 360 gradi. Bluetooth circa 5 m. Batt</w:t>
-      </w:r>
-      <w:r>
-        <w:rPr>
-          <w:rFonts w:ascii="Segoe UI" w:hAnsi="Segoe UI" w:cs="Segoe UI"/>
-          <w:color w:val="1C1C1C"/>
-          <w:lang w:val="it-IT"/>
-        </w:rPr>
-        <w:t>eria Li-Ion, ricarica USB-C, circa 1,5 ore. Età 4-10 anni. Realizzato a Cannes, Francia. Certificazioni CE e UKCA.</w:t>
-      </w:r>
-    </w:p>
-    <w:p>
-      <w:pPr>
-        <w:pStyle w:val="a7"/>
-        <w:divId w:val="1347750609"/>
-        <w:rPr>
-          <w:rFonts w:ascii="Segoe UI" w:hAnsi="Segoe UI" w:cs="Segoe UI"/>
-          <w:color w:val="1C1C1C"/>
-          <w:lang w:val="it-IT"/>
-        </w:rPr>
-      </w:pPr>
-      <w:r>
-        <w:rPr>
-          <w:rFonts w:ascii="Segoe UI" w:hAnsi="Segoe UI" w:cs="Segoe UI"/>
-          <w:color w:val="1C1C1C"/>
-          <w:lang w:val="it-IT"/>
-        </w:rPr>
-        <w:t>Assistenza. Vanno bene i normali pennarelli, la batteria è sostituibile. Garanzia e assistenza sono fornite dal distributore.</w:t>
+        <w:divId w:val="1214346189"/>
+        <w:rPr>
+          <w:rFonts w:ascii="Segoe UI" w:hAnsi="Segoe UI" w:cs="Segoe UI"/>
+          <w:color w:val="1C1C1C"/>
+          <w:lang w:val="it-IT"/>
+        </w:rPr>
+      </w:pPr>
+      <w:r>
+        <w:rPr>
+          <w:rFonts w:ascii="Segoe UI" w:hAnsi="Segoe UI" w:cs="Segoe UI"/>
+          <w:color w:val="1C1C1C"/>
+          <w:lang w:val="it-IT"/>
+        </w:rPr>
+        <w:t>Composizione. La console, il robot e un set di tessere comando di cartone (NFC). Un kit è pensato per un gruppo di 2-4 bambini. Il cavo USB-C e il caricabatterie non sono inclusi, vanno bene</w:t>
+      </w:r>
+      <w:r>
+        <w:rPr>
+          <w:rFonts w:ascii="Segoe UI" w:hAnsi="Segoe UI" w:cs="Segoe UI"/>
+          <w:color w:val="1C1C1C"/>
+          <w:lang w:val="it-IT"/>
+        </w:rPr>
+        <w:t xml:space="preserve"> quelli standard.</w:t>
+      </w:r>
+    </w:p>
+    <w:p>
+      <w:pPr>
+        <w:pStyle w:val="a7"/>
+        <w:divId w:val="1214346189"/>
+        <w:rPr>
+          <w:rFonts w:ascii="Segoe UI" w:hAnsi="Segoe UI" w:cs="Segoe UI"/>
+          <w:color w:val="1C1C1C"/>
+          <w:lang w:val="it-IT"/>
+        </w:rPr>
+      </w:pPr>
+      <w:r>
+        <w:rPr>
+          <w:rFonts w:ascii="Segoe UI" w:hAnsi="Segoe UI" w:cs="Segoe UI"/>
+          <w:color w:val="1C1C1C"/>
+          <w:lang w:val="it-IT"/>
+        </w:rPr>
+        <w:t>Caratteristiche. Robot e console in legno, tessere in cartone. Robot di 125 mm di diametro, 44 mm di altezza, 220 g. Console 317 x 217 x 62 mm, 680 g. Tessere 33 x 33 mm, NFC. 11 slot doppi. Passo di default 15 cm, regolabile su qualsiasi</w:t>
+      </w:r>
+      <w:r>
+        <w:rPr>
+          <w:rFonts w:ascii="Segoe UI" w:hAnsi="Segoe UI" w:cs="Segoe UI"/>
+          <w:color w:val="1C1C1C"/>
+          <w:lang w:val="it-IT"/>
+        </w:rPr>
+        <w:t xml:space="preserve"> dimensione. Rotazioni da 1 a 360 gradi. Bluetooth circa 5 m. Batteria Li-Ion, ricarica USB-C, circa 1,5 ore. Età 4-10 anni. Realizzato a Cannes, Francia. Certificazioni CE e UKCA.</w:t>
+      </w:r>
+    </w:p>
+    <w:p>
+      <w:pPr>
+        <w:pStyle w:val="a7"/>
+        <w:divId w:val="1214346189"/>
+        <w:rPr>
+          <w:rFonts w:ascii="Segoe UI" w:hAnsi="Segoe UI" w:cs="Segoe UI"/>
+          <w:color w:val="1C1C1C"/>
+          <w:lang w:val="it-IT"/>
+        </w:rPr>
+      </w:pPr>
+      <w:r>
+        <w:rPr>
+          <w:rFonts w:ascii="Segoe UI" w:hAnsi="Segoe UI" w:cs="Segoe UI"/>
+          <w:color w:val="1C1C1C"/>
+          <w:lang w:val="it-IT"/>
+        </w:rPr>
+        <w:t>Assistenza. Vanno bene i normali pennarelli, la batteria è sostituibile. Ga</w:t>
+      </w:r>
+      <w:r>
+        <w:rPr>
+          <w:rFonts w:ascii="Segoe UI" w:hAnsi="Segoe UI" w:cs="Segoe UI"/>
+          <w:color w:val="1C1C1C"/>
+          <w:lang w:val="it-IT"/>
+        </w:rPr>
+        <w:t>ranzia e assistenza sono fornite dal distributore.</w:t>
       </w:r>
     </w:p>
     <w:p>
       <w:pPr>
         <w:pStyle w:val="note"/>
-        <w:divId w:val="1347750609"/>
+        <w:divId w:val="1214346189"/>
         <w:rPr>
           <w:rFonts w:ascii="Segoe UI" w:hAnsi="Segoe UI" w:cs="Segoe UI"/>
           <w:lang w:val="it-IT"/>
@@ -797,23 +798,13 @@
           <w:iCs/>
           <w:lang w:val="it-IT"/>
         </w:rPr>
-        <w:t>Codice articolo</w:t>
-      </w:r>
-      <w:r>
-        <w:rPr>
-          <w:rStyle w:val="a5"/>
-          <w:rFonts w:ascii="Segoe UI" w:hAnsi="Segoe UI" w:cs="Segoe UI"/>
-          <w:i/>
-          <w:iCs/>
-          <w:lang w:val="it-IT"/>
-        </w:rPr>
-        <w:t xml:space="preserve"> e prezzo vengono stabiliti dal distributore.</w:t>
+        <w:t>Codice articolo e prezzo vengono stabiliti dal distributore.</w:t>
       </w:r>
     </w:p>
     <w:p>
       <w:pPr>
         <w:pStyle w:val="note"/>
-        <w:divId w:val="1347750609"/>
+        <w:divId w:val="1214346189"/>
         <w:rPr>
           <w:rFonts w:ascii="Segoe UI" w:hAnsi="Segoe UI" w:cs="Segoe UI"/>
           <w:lang w:val="it-IT"/>

--- a/it/catalogue.docx
+++ b/it/catalogue.docx
@@ -5,7 +5,7 @@
     <w:p>
       <w:pPr>
         <w:pStyle w:val="note"/>
-        <w:divId w:val="1214346189"/>
+        <w:divId w:val="1948657274"/>
         <w:rPr>
           <w:rFonts w:ascii="Segoe UI" w:hAnsi="Segoe UI" w:cs="Segoe UI"/>
           <w:lang w:val="it-IT"/>
@@ -25,7 +25,7 @@
     <w:p>
       <w:pPr>
         <w:pStyle w:val="note"/>
-        <w:divId w:val="1214346189"/>
+        <w:divId w:val="1948657274"/>
         <w:rPr>
           <w:rFonts w:ascii="Segoe UI" w:hAnsi="Segoe UI" w:cs="Segoe UI"/>
           <w:lang w:val="it-IT"/>
@@ -45,7 +45,7 @@
     <w:p>
       <w:pPr>
         <w:pStyle w:val="1"/>
-        <w:divId w:val="1214346189"/>
+        <w:divId w:val="1948657274"/>
         <w:rPr>
           <w:rFonts w:ascii="Segoe UI" w:eastAsia="Times New Roman" w:hAnsi="Segoe UI" w:cs="Segoe UI"/>
           <w:lang w:val="it-IT"/>
@@ -62,7 +62,7 @@
     <w:p>
       <w:pPr>
         <w:pStyle w:val="2"/>
-        <w:divId w:val="1214346189"/>
+        <w:divId w:val="1948657274"/>
         <w:rPr>
           <w:rFonts w:ascii="Segoe UI" w:eastAsia="Times New Roman" w:hAnsi="Segoe UI" w:cs="Segoe UI"/>
           <w:lang w:val="it-IT"/>
@@ -79,7 +79,7 @@
     <w:p>
       <w:pPr>
         <w:pStyle w:val="note"/>
-        <w:divId w:val="1214346189"/>
+        <w:divId w:val="1948657274"/>
         <w:rPr>
           <w:rFonts w:ascii="Segoe UI" w:hAnsi="Segoe UI" w:cs="Segoe UI"/>
           <w:lang w:val="it-IT"/>
@@ -109,7 +109,7 @@
     <w:p>
       <w:pPr>
         <w:pStyle w:val="a7"/>
-        <w:divId w:val="1214346189"/>
+        <w:divId w:val="1948657274"/>
         <w:rPr>
           <w:rFonts w:ascii="Segoe UI" w:hAnsi="Segoe UI" w:cs="Segoe UI"/>
           <w:color w:val="1C1C1C"/>
@@ -128,7 +128,7 @@
     <w:p>
       <w:pPr>
         <w:pStyle w:val="a7"/>
-        <w:divId w:val="1214346189"/>
+        <w:divId w:val="1948657274"/>
         <w:rPr>
           <w:rFonts w:ascii="Segoe UI" w:hAnsi="Segoe UI" w:cs="Segoe UI"/>
           <w:color w:val="1C1C1C"/>
@@ -155,7 +155,7 @@
     <w:p>
       <w:pPr>
         <w:pStyle w:val="3"/>
-        <w:divId w:val="1214346189"/>
+        <w:divId w:val="1948657274"/>
         <w:rPr>
           <w:rFonts w:ascii="Segoe UI" w:eastAsia="Times New Roman" w:hAnsi="Segoe UI" w:cs="Segoe UI"/>
           <w:lang w:val="it-IT"/>
@@ -172,7 +172,7 @@
     <w:p>
       <w:pPr>
         <w:pStyle w:val="a7"/>
-        <w:divId w:val="1214346189"/>
+        <w:divId w:val="1948657274"/>
         <w:rPr>
           <w:rFonts w:ascii="Segoe UI" w:hAnsi="Segoe UI" w:cs="Segoe UI"/>
           <w:color w:val="1C1C1C"/>
@@ -199,7 +199,7 @@
     <w:p>
       <w:pPr>
         <w:pStyle w:val="3"/>
-        <w:divId w:val="1214346189"/>
+        <w:divId w:val="1948657274"/>
         <w:rPr>
           <w:rFonts w:ascii="Segoe UI" w:eastAsia="Times New Roman" w:hAnsi="Segoe UI" w:cs="Segoe UI"/>
           <w:lang w:val="it-IT"/>
@@ -216,7 +216,7 @@
     <w:p>
       <w:pPr>
         <w:pStyle w:val="a7"/>
-        <w:divId w:val="1214346189"/>
+        <w:divId w:val="1948657274"/>
         <w:rPr>
           <w:rFonts w:ascii="Segoe UI" w:hAnsi="Segoe UI" w:cs="Segoe UI"/>
           <w:color w:val="1C1C1C"/>
@@ -243,7 +243,7 @@
     <w:p>
       <w:pPr>
         <w:pStyle w:val="3"/>
-        <w:divId w:val="1214346189"/>
+        <w:divId w:val="1948657274"/>
         <w:rPr>
           <w:rFonts w:ascii="Segoe UI" w:eastAsia="Times New Roman" w:hAnsi="Segoe UI" w:cs="Segoe UI"/>
           <w:lang w:val="it-IT"/>
@@ -260,7 +260,7 @@
     <w:p>
       <w:pPr>
         <w:pStyle w:val="a7"/>
-        <w:divId w:val="1214346189"/>
+        <w:divId w:val="1948657274"/>
         <w:rPr>
           <w:rFonts w:ascii="Segoe UI" w:hAnsi="Segoe UI" w:cs="Segoe UI"/>
           <w:color w:val="1C1C1C"/>
@@ -287,7 +287,7 @@
     <w:p>
       <w:pPr>
         <w:pStyle w:val="note"/>
-        <w:divId w:val="1214346189"/>
+        <w:divId w:val="1948657274"/>
         <w:rPr>
           <w:rFonts w:ascii="Segoe UI" w:hAnsi="Segoe UI" w:cs="Segoe UI"/>
           <w:lang w:val="it-IT"/>
@@ -307,7 +307,7 @@
     <w:p>
       <w:pPr>
         <w:pStyle w:val="3"/>
-        <w:divId w:val="1214346189"/>
+        <w:divId w:val="1948657274"/>
         <w:rPr>
           <w:rFonts w:ascii="Segoe UI" w:eastAsia="Times New Roman" w:hAnsi="Segoe UI" w:cs="Segoe UI"/>
           <w:lang w:val="it-IT"/>
@@ -331,7 +331,7 @@
     <w:p>
       <w:pPr>
         <w:pStyle w:val="a7"/>
-        <w:divId w:val="1214346189"/>
+        <w:divId w:val="1948657274"/>
         <w:rPr>
           <w:rFonts w:ascii="Segoe UI" w:hAnsi="Segoe UI" w:cs="Segoe UI"/>
           <w:color w:val="1C1C1C"/>
@@ -358,7 +358,7 @@
     <w:p>
       <w:pPr>
         <w:pStyle w:val="3"/>
-        <w:divId w:val="1214346189"/>
+        <w:divId w:val="1948657274"/>
         <w:rPr>
           <w:rFonts w:ascii="Segoe UI" w:eastAsia="Times New Roman" w:hAnsi="Segoe UI" w:cs="Segoe UI"/>
           <w:lang w:val="it-IT"/>
@@ -382,7 +382,7 @@
     <w:p>
       <w:pPr>
         <w:pStyle w:val="a7"/>
-        <w:divId w:val="1214346189"/>
+        <w:divId w:val="1948657274"/>
         <w:rPr>
           <w:rFonts w:ascii="Segoe UI" w:hAnsi="Segoe UI" w:cs="Segoe UI"/>
           <w:color w:val="1C1C1C"/>
@@ -409,7 +409,7 @@
     <w:p>
       <w:pPr>
         <w:pStyle w:val="3"/>
-        <w:divId w:val="1214346189"/>
+        <w:divId w:val="1948657274"/>
         <w:rPr>
           <w:rFonts w:ascii="Segoe UI" w:eastAsia="Times New Roman" w:hAnsi="Segoe UI" w:cs="Segoe UI"/>
           <w:lang w:val="it-IT"/>
@@ -426,7 +426,7 @@
     <w:p>
       <w:pPr>
         <w:pStyle w:val="a7"/>
-        <w:divId w:val="1214346189"/>
+        <w:divId w:val="1948657274"/>
         <w:rPr>
           <w:rFonts w:ascii="Segoe UI" w:hAnsi="Segoe UI" w:cs="Segoe UI"/>
           <w:color w:val="1C1C1C"/>
@@ -453,7 +453,7 @@
     <w:p>
       <w:pPr>
         <w:pStyle w:val="3"/>
-        <w:divId w:val="1214346189"/>
+        <w:divId w:val="1948657274"/>
         <w:rPr>
           <w:rFonts w:ascii="Segoe UI" w:eastAsia="Times New Roman" w:hAnsi="Segoe UI" w:cs="Segoe UI"/>
           <w:lang w:val="it-IT"/>
@@ -477,7 +477,7 @@
     <w:p>
       <w:pPr>
         <w:pStyle w:val="a7"/>
-        <w:divId w:val="1214346189"/>
+        <w:divId w:val="1948657274"/>
         <w:rPr>
           <w:rFonts w:ascii="Segoe UI" w:hAnsi="Segoe UI" w:cs="Segoe UI"/>
           <w:color w:val="1C1C1C"/>
@@ -496,7 +496,7 @@
     <w:p>
       <w:pPr>
         <w:pStyle w:val="a7"/>
-        <w:divId w:val="1214346189"/>
+        <w:divId w:val="1948657274"/>
         <w:rPr>
           <w:rFonts w:ascii="Segoe UI" w:hAnsi="Segoe UI" w:cs="Segoe UI"/>
           <w:color w:val="1C1C1C"/>
@@ -515,7 +515,7 @@
     <w:p>
       <w:pPr>
         <w:pStyle w:val="a7"/>
-        <w:divId w:val="1214346189"/>
+        <w:divId w:val="1948657274"/>
         <w:rPr>
           <w:rFonts w:ascii="Segoe UI" w:hAnsi="Segoe UI" w:cs="Segoe UI"/>
           <w:color w:val="1C1C1C"/>
@@ -542,7 +542,7 @@
     <w:p>
       <w:pPr>
         <w:pStyle w:val="3"/>
-        <w:divId w:val="1214346189"/>
+        <w:divId w:val="1948657274"/>
         <w:rPr>
           <w:rFonts w:ascii="Segoe UI" w:eastAsia="Times New Roman" w:hAnsi="Segoe UI" w:cs="Segoe UI"/>
           <w:lang w:val="it-IT"/>
@@ -559,7 +559,7 @@
     <w:p>
       <w:pPr>
         <w:pStyle w:val="a7"/>
-        <w:divId w:val="1214346189"/>
+        <w:divId w:val="1948657274"/>
         <w:rPr>
           <w:rFonts w:ascii="Segoe UI" w:hAnsi="Segoe UI" w:cs="Segoe UI"/>
           <w:color w:val="1C1C1C"/>
@@ -578,7 +578,7 @@
     <w:p>
       <w:pPr>
         <w:pStyle w:val="a7"/>
-        <w:divId w:val="1214346189"/>
+        <w:divId w:val="1948657274"/>
         <w:rPr>
           <w:rFonts w:ascii="Segoe UI" w:hAnsi="Segoe UI" w:cs="Segoe UI"/>
           <w:color w:val="1C1C1C"/>
@@ -599,13 +599,13 @@
           <w:color w:val="1C1C1C"/>
           <w:lang w:val="it-IT"/>
         </w:rPr>
-        <w:t>s), certificazioni CE e UKCA.</w:t>
+        <w:t>s), certificazione CE.</w:t>
       </w:r>
     </w:p>
     <w:p>
       <w:pPr>
         <w:pStyle w:val="note"/>
-        <w:divId w:val="1214346189"/>
+        <w:divId w:val="1948657274"/>
         <w:rPr>
           <w:rFonts w:ascii="Segoe UI" w:hAnsi="Segoe UI" w:cs="Segoe UI"/>
           <w:lang w:val="it-IT"/>
@@ -625,7 +625,7 @@
     <w:p>
       <w:pPr>
         <w:pStyle w:val="a7"/>
-        <w:divId w:val="1214346189"/>
+        <w:divId w:val="1948657274"/>
         <w:rPr>
           <w:rFonts w:ascii="Segoe UI" w:hAnsi="Segoe UI" w:cs="Segoe UI"/>
           <w:color w:val="1C1C1C"/>
@@ -644,7 +644,7 @@
     <w:p>
       <w:pPr>
         <w:pStyle w:val="a7"/>
-        <w:divId w:val="1214346189"/>
+        <w:divId w:val="1948657274"/>
         <w:rPr>
           <w:rFonts w:ascii="Segoe UI" w:hAnsi="Segoe UI" w:cs="Segoe UI"/>
           <w:color w:val="1C1C1C"/>
@@ -663,7 +663,7 @@
     <w:p>
       <w:pPr>
         <w:pStyle w:val="note"/>
-        <w:divId w:val="1214346189"/>
+        <w:divId w:val="1948657274"/>
         <w:rPr>
           <w:rFonts w:ascii="Segoe UI" w:hAnsi="Segoe UI" w:cs="Segoe UI"/>
           <w:lang w:val="it-IT"/>
@@ -683,7 +683,7 @@
     <w:p>
       <w:pPr>
         <w:pStyle w:val="note"/>
-        <w:divId w:val="1214346189"/>
+        <w:divId w:val="1948657274"/>
         <w:rPr>
           <w:rFonts w:ascii="Segoe UI" w:hAnsi="Segoe UI" w:cs="Segoe UI"/>
           <w:lang w:val="it-IT"/>
@@ -703,88 +703,88 @@
     <w:p>
       <w:pPr>
         <w:pStyle w:val="a7"/>
-        <w:divId w:val="1214346189"/>
-        <w:rPr>
-          <w:rFonts w:ascii="Segoe UI" w:hAnsi="Segoe UI" w:cs="Segoe UI"/>
-          <w:color w:val="1C1C1C"/>
-          <w:lang w:val="it-IT"/>
-        </w:rPr>
-      </w:pPr>
-      <w:r>
-        <w:rPr>
-          <w:rFonts w:ascii="Segoe UI" w:hAnsi="Segoe UI" w:cs="Segoe UI"/>
-          <w:color w:val="1C1C1C"/>
-          <w:lang w:val="it-IT"/>
-        </w:rPr>
-        <w:t>Composizione. La console, il robot e un set di tessere comando di cartone (NFC). Un kit è pensato per un gruppo di 2-4 bambini. Il cavo USB-C e il caricabatterie non sono inclusi, vanno bene</w:t>
-      </w:r>
-      <w:r>
-        <w:rPr>
-          <w:rFonts w:ascii="Segoe UI" w:hAnsi="Segoe UI" w:cs="Segoe UI"/>
-          <w:color w:val="1C1C1C"/>
-          <w:lang w:val="it-IT"/>
-        </w:rPr>
-        <w:t xml:space="preserve"> quelli standard.</w:t>
-      </w:r>
-    </w:p>
-    <w:p>
-      <w:pPr>
-        <w:pStyle w:val="a7"/>
-        <w:divId w:val="1214346189"/>
-        <w:rPr>
-          <w:rFonts w:ascii="Segoe UI" w:hAnsi="Segoe UI" w:cs="Segoe UI"/>
-          <w:color w:val="1C1C1C"/>
-          <w:lang w:val="it-IT"/>
-        </w:rPr>
-      </w:pPr>
-      <w:r>
-        <w:rPr>
-          <w:rFonts w:ascii="Segoe UI" w:hAnsi="Segoe UI" w:cs="Segoe UI"/>
-          <w:color w:val="1C1C1C"/>
-          <w:lang w:val="it-IT"/>
-        </w:rPr>
-        <w:t>Caratteristiche. Robot e console in legno, tessere in cartone. Robot di 125 mm di diametro, 44 mm di altezza, 220 g. Console 317 x 217 x 62 mm, 680 g. Tessere 33 x 33 mm, NFC. 11 slot doppi. Passo di default 15 cm, regolabile su qualsiasi</w:t>
-      </w:r>
-      <w:r>
-        <w:rPr>
-          <w:rFonts w:ascii="Segoe UI" w:hAnsi="Segoe UI" w:cs="Segoe UI"/>
-          <w:color w:val="1C1C1C"/>
-          <w:lang w:val="it-IT"/>
-        </w:rPr>
-        <w:t xml:space="preserve"> dimensione. Rotazioni da 1 a 360 gradi. Bluetooth circa 5 m. Batteria Li-Ion, ricarica USB-C, circa 1,5 ore. Età 4-10 anni. Realizzato a Cannes, Francia. Certificazioni CE e UKCA.</w:t>
-      </w:r>
-    </w:p>
-    <w:p>
-      <w:pPr>
-        <w:pStyle w:val="a7"/>
-        <w:divId w:val="1214346189"/>
-        <w:rPr>
-          <w:rFonts w:ascii="Segoe UI" w:hAnsi="Segoe UI" w:cs="Segoe UI"/>
-          <w:color w:val="1C1C1C"/>
-          <w:lang w:val="it-IT"/>
-        </w:rPr>
-      </w:pPr>
-      <w:r>
-        <w:rPr>
-          <w:rFonts w:ascii="Segoe UI" w:hAnsi="Segoe UI" w:cs="Segoe UI"/>
-          <w:color w:val="1C1C1C"/>
-          <w:lang w:val="it-IT"/>
-        </w:rPr>
-        <w:t>Assistenza. Vanno bene i normali pennarelli, la batteria è sostituibile. Ga</w:t>
-      </w:r>
-      <w:r>
-        <w:rPr>
-          <w:rFonts w:ascii="Segoe UI" w:hAnsi="Segoe UI" w:cs="Segoe UI"/>
-          <w:color w:val="1C1C1C"/>
-          <w:lang w:val="it-IT"/>
-        </w:rPr>
-        <w:t>ranzia e assistenza sono fornite dal distributore.</w:t>
+        <w:divId w:val="1948657274"/>
+        <w:rPr>
+          <w:rFonts w:ascii="Segoe UI" w:hAnsi="Segoe UI" w:cs="Segoe UI"/>
+          <w:color w:val="1C1C1C"/>
+          <w:lang w:val="it-IT"/>
+        </w:rPr>
+      </w:pPr>
+      <w:r>
+        <w:rPr>
+          <w:rFonts w:ascii="Segoe UI" w:hAnsi="Segoe UI" w:cs="Segoe UI"/>
+          <w:color w:val="1C1C1C"/>
+          <w:lang w:val="it-IT"/>
+        </w:rPr>
+        <w:t>Composizione. La console, il robot e un set di tessere comando di cartone (NFC). Un kit è pensato per un gruppo di 2-4 bambini. Il cavo USB-C e il caricabatterie non sono inclusi, vanno bene quelli standard.</w:t>
+      </w:r>
+    </w:p>
+    <w:p>
+      <w:pPr>
+        <w:pStyle w:val="a7"/>
+        <w:divId w:val="1948657274"/>
+        <w:rPr>
+          <w:rFonts w:ascii="Segoe UI" w:hAnsi="Segoe UI" w:cs="Segoe UI"/>
+          <w:color w:val="1C1C1C"/>
+          <w:lang w:val="it-IT"/>
+        </w:rPr>
+      </w:pPr>
+      <w:r>
+        <w:rPr>
+          <w:rFonts w:ascii="Segoe UI" w:hAnsi="Segoe UI" w:cs="Segoe UI"/>
+          <w:color w:val="1C1C1C"/>
+          <w:lang w:val="it-IT"/>
+        </w:rPr>
+        <w:t>Caratteristiche.</w:t>
+      </w:r>
+      <w:r>
+        <w:rPr>
+          <w:rFonts w:ascii="Segoe UI" w:hAnsi="Segoe UI" w:cs="Segoe UI"/>
+          <w:color w:val="1C1C1C"/>
+          <w:lang w:val="it-IT"/>
+        </w:rPr>
+        <w:t xml:space="preserve"> Robot e console in legno, tessere in cartone. Robot di 125 mm di diametro, 44 mm di altezza, 220 g. Console 317 x 217 x 62 mm, 680 g. Tessere 33 x 33 mm, NFC. 11 slot doppi. Passo di default 15 cm, regolabile su qualsiasi dimensione. Rotazioni da 1 a 360 </w:t>
+      </w:r>
+      <w:r>
+        <w:rPr>
+          <w:rFonts w:ascii="Segoe UI" w:hAnsi="Segoe UI" w:cs="Segoe UI"/>
+          <w:color w:val="1C1C1C"/>
+          <w:lang w:val="it-IT"/>
+        </w:rPr>
+        <w:t>gradi. Bluetooth circa 5 m. Batteria Li-Ion, ricarica USB-C, circa 1,5 ore. Età 4-10 anni. Realizzato a Cannes, Francia. Certificazione CE.</w:t>
+      </w:r>
+    </w:p>
+    <w:p>
+      <w:pPr>
+        <w:pStyle w:val="a7"/>
+        <w:divId w:val="1948657274"/>
+        <w:rPr>
+          <w:rFonts w:ascii="Segoe UI" w:hAnsi="Segoe UI" w:cs="Segoe UI"/>
+          <w:color w:val="1C1C1C"/>
+          <w:lang w:val="it-IT"/>
+        </w:rPr>
+      </w:pPr>
+      <w:r>
+        <w:rPr>
+          <w:rFonts w:ascii="Segoe UI" w:hAnsi="Segoe UI" w:cs="Segoe UI"/>
+          <w:color w:val="1C1C1C"/>
+          <w:lang w:val="it-IT"/>
+        </w:rPr>
+        <w:t>Assistenza. Vanno bene i normali pennarelli, la batteria è sostituibile. Garanzia e assistenza sono fornite dal dist</w:t>
+      </w:r>
+      <w:r>
+        <w:rPr>
+          <w:rFonts w:ascii="Segoe UI" w:hAnsi="Segoe UI" w:cs="Segoe UI"/>
+          <w:color w:val="1C1C1C"/>
+          <w:lang w:val="it-IT"/>
+        </w:rPr>
+        <w:t>ributore.</w:t>
       </w:r>
     </w:p>
     <w:p>
       <w:pPr>
         <w:pStyle w:val="note"/>
-        <w:divId w:val="1214346189"/>
+        <w:divId w:val="1948657274"/>
         <w:rPr>
           <w:rFonts w:ascii="Segoe UI" w:hAnsi="Segoe UI" w:cs="Segoe UI"/>
           <w:lang w:val="it-IT"/>
@@ -804,7 +804,7 @@
     <w:p>
       <w:pPr>
         <w:pStyle w:val="note"/>
-        <w:divId w:val="1214346189"/>
+        <w:divId w:val="1948657274"/>
         <w:rPr>
           <w:rFonts w:ascii="Segoe UI" w:hAnsi="Segoe UI" w:cs="Segoe UI"/>
           <w:lang w:val="it-IT"/>

--- a/it/catalogue.docx
+++ b/it/catalogue.docx
@@ -5,7 +5,7 @@
     <w:p>
       <w:pPr>
         <w:pStyle w:val="note"/>
-        <w:divId w:val="1948657274"/>
+        <w:divId w:val="1100681834"/>
         <w:rPr>
           <w:rFonts w:ascii="Segoe UI" w:hAnsi="Segoe UI" w:cs="Segoe UI"/>
           <w:lang w:val="it-IT"/>
@@ -25,7 +25,7 @@
     <w:p>
       <w:pPr>
         <w:pStyle w:val="note"/>
-        <w:divId w:val="1948657274"/>
+        <w:divId w:val="1100681834"/>
         <w:rPr>
           <w:rFonts w:ascii="Segoe UI" w:hAnsi="Segoe UI" w:cs="Segoe UI"/>
           <w:lang w:val="it-IT"/>
@@ -45,7 +45,7 @@
     <w:p>
       <w:pPr>
         <w:pStyle w:val="1"/>
-        <w:divId w:val="1948657274"/>
+        <w:divId w:val="1100681834"/>
         <w:rPr>
           <w:rFonts w:ascii="Segoe UI" w:eastAsia="Times New Roman" w:hAnsi="Segoe UI" w:cs="Segoe UI"/>
           <w:lang w:val="it-IT"/>
@@ -62,7 +62,7 @@
     <w:p>
       <w:pPr>
         <w:pStyle w:val="2"/>
-        <w:divId w:val="1948657274"/>
+        <w:divId w:val="1100681834"/>
         <w:rPr>
           <w:rFonts w:ascii="Segoe UI" w:eastAsia="Times New Roman" w:hAnsi="Segoe UI" w:cs="Segoe UI"/>
           <w:lang w:val="it-IT"/>
@@ -79,7 +79,7 @@
     <w:p>
       <w:pPr>
         <w:pStyle w:val="note"/>
-        <w:divId w:val="1948657274"/>
+        <w:divId w:val="1100681834"/>
         <w:rPr>
           <w:rFonts w:ascii="Segoe UI" w:hAnsi="Segoe UI" w:cs="Segoe UI"/>
           <w:lang w:val="it-IT"/>
@@ -109,7 +109,7 @@
     <w:p>
       <w:pPr>
         <w:pStyle w:val="a7"/>
-        <w:divId w:val="1948657274"/>
+        <w:divId w:val="1100681834"/>
         <w:rPr>
           <w:rFonts w:ascii="Segoe UI" w:hAnsi="Segoe UI" w:cs="Segoe UI"/>
           <w:color w:val="1C1C1C"/>
@@ -128,7 +128,7 @@
     <w:p>
       <w:pPr>
         <w:pStyle w:val="a7"/>
-        <w:divId w:val="1948657274"/>
+        <w:divId w:val="1100681834"/>
         <w:rPr>
           <w:rFonts w:ascii="Segoe UI" w:hAnsi="Segoe UI" w:cs="Segoe UI"/>
           <w:color w:val="1C1C1C"/>
@@ -155,7 +155,7 @@
     <w:p>
       <w:pPr>
         <w:pStyle w:val="3"/>
-        <w:divId w:val="1948657274"/>
+        <w:divId w:val="1100681834"/>
         <w:rPr>
           <w:rFonts w:ascii="Segoe UI" w:eastAsia="Times New Roman" w:hAnsi="Segoe UI" w:cs="Segoe UI"/>
           <w:lang w:val="it-IT"/>
@@ -172,7 +172,7 @@
     <w:p>
       <w:pPr>
         <w:pStyle w:val="a7"/>
-        <w:divId w:val="1948657274"/>
+        <w:divId w:val="1100681834"/>
         <w:rPr>
           <w:rFonts w:ascii="Segoe UI" w:hAnsi="Segoe UI" w:cs="Segoe UI"/>
           <w:color w:val="1C1C1C"/>
@@ -199,7 +199,7 @@
     <w:p>
       <w:pPr>
         <w:pStyle w:val="3"/>
-        <w:divId w:val="1948657274"/>
+        <w:divId w:val="1100681834"/>
         <w:rPr>
           <w:rFonts w:ascii="Segoe UI" w:eastAsia="Times New Roman" w:hAnsi="Segoe UI" w:cs="Segoe UI"/>
           <w:lang w:val="it-IT"/>
@@ -216,7 +216,7 @@
     <w:p>
       <w:pPr>
         <w:pStyle w:val="a7"/>
-        <w:divId w:val="1948657274"/>
+        <w:divId w:val="1100681834"/>
         <w:rPr>
           <w:rFonts w:ascii="Segoe UI" w:hAnsi="Segoe UI" w:cs="Segoe UI"/>
           <w:color w:val="1C1C1C"/>
@@ -243,7 +243,7 @@
     <w:p>
       <w:pPr>
         <w:pStyle w:val="3"/>
-        <w:divId w:val="1948657274"/>
+        <w:divId w:val="1100681834"/>
         <w:rPr>
           <w:rFonts w:ascii="Segoe UI" w:eastAsia="Times New Roman" w:hAnsi="Segoe UI" w:cs="Segoe UI"/>
           <w:lang w:val="it-IT"/>
@@ -260,7 +260,7 @@
     <w:p>
       <w:pPr>
         <w:pStyle w:val="a7"/>
-        <w:divId w:val="1948657274"/>
+        <w:divId w:val="1100681834"/>
         <w:rPr>
           <w:rFonts w:ascii="Segoe UI" w:hAnsi="Segoe UI" w:cs="Segoe UI"/>
           <w:color w:val="1C1C1C"/>
@@ -287,7 +287,7 @@
     <w:p>
       <w:pPr>
         <w:pStyle w:val="note"/>
-        <w:divId w:val="1948657274"/>
+        <w:divId w:val="1100681834"/>
         <w:rPr>
           <w:rFonts w:ascii="Segoe UI" w:hAnsi="Segoe UI" w:cs="Segoe UI"/>
           <w:lang w:val="it-IT"/>
@@ -307,7 +307,7 @@
     <w:p>
       <w:pPr>
         <w:pStyle w:val="3"/>
-        <w:divId w:val="1948657274"/>
+        <w:divId w:val="1100681834"/>
         <w:rPr>
           <w:rFonts w:ascii="Segoe UI" w:eastAsia="Times New Roman" w:hAnsi="Segoe UI" w:cs="Segoe UI"/>
           <w:lang w:val="it-IT"/>
@@ -331,7 +331,7 @@
     <w:p>
       <w:pPr>
         <w:pStyle w:val="a7"/>
-        <w:divId w:val="1948657274"/>
+        <w:divId w:val="1100681834"/>
         <w:rPr>
           <w:rFonts w:ascii="Segoe UI" w:hAnsi="Segoe UI" w:cs="Segoe UI"/>
           <w:color w:val="1C1C1C"/>
@@ -358,7 +358,7 @@
     <w:p>
       <w:pPr>
         <w:pStyle w:val="3"/>
-        <w:divId w:val="1948657274"/>
+        <w:divId w:val="1100681834"/>
         <w:rPr>
           <w:rFonts w:ascii="Segoe UI" w:eastAsia="Times New Roman" w:hAnsi="Segoe UI" w:cs="Segoe UI"/>
           <w:lang w:val="it-IT"/>
@@ -382,7 +382,7 @@
     <w:p>
       <w:pPr>
         <w:pStyle w:val="a7"/>
-        <w:divId w:val="1948657274"/>
+        <w:divId w:val="1100681834"/>
         <w:rPr>
           <w:rFonts w:ascii="Segoe UI" w:hAnsi="Segoe UI" w:cs="Segoe UI"/>
           <w:color w:val="1C1C1C"/>
@@ -409,7 +409,7 @@
     <w:p>
       <w:pPr>
         <w:pStyle w:val="3"/>
-        <w:divId w:val="1948657274"/>
+        <w:divId w:val="1100681834"/>
         <w:rPr>
           <w:rFonts w:ascii="Segoe UI" w:eastAsia="Times New Roman" w:hAnsi="Segoe UI" w:cs="Segoe UI"/>
           <w:lang w:val="it-IT"/>
@@ -426,7 +426,7 @@
     <w:p>
       <w:pPr>
         <w:pStyle w:val="a7"/>
-        <w:divId w:val="1948657274"/>
+        <w:divId w:val="1100681834"/>
         <w:rPr>
           <w:rFonts w:ascii="Segoe UI" w:hAnsi="Segoe UI" w:cs="Segoe UI"/>
           <w:color w:val="1C1C1C"/>
@@ -453,7 +453,7 @@
     <w:p>
       <w:pPr>
         <w:pStyle w:val="3"/>
-        <w:divId w:val="1948657274"/>
+        <w:divId w:val="1100681834"/>
         <w:rPr>
           <w:rFonts w:ascii="Segoe UI" w:eastAsia="Times New Roman" w:hAnsi="Segoe UI" w:cs="Segoe UI"/>
           <w:lang w:val="it-IT"/>
@@ -477,7 +477,7 @@
     <w:p>
       <w:pPr>
         <w:pStyle w:val="a7"/>
-        <w:divId w:val="1948657274"/>
+        <w:divId w:val="1100681834"/>
         <w:rPr>
           <w:rFonts w:ascii="Segoe UI" w:hAnsi="Segoe UI" w:cs="Segoe UI"/>
           <w:color w:val="1C1C1C"/>
@@ -496,7 +496,7 @@
     <w:p>
       <w:pPr>
         <w:pStyle w:val="a7"/>
-        <w:divId w:val="1948657274"/>
+        <w:divId w:val="1100681834"/>
         <w:rPr>
           <w:rFonts w:ascii="Segoe UI" w:hAnsi="Segoe UI" w:cs="Segoe UI"/>
           <w:color w:val="1C1C1C"/>
@@ -515,7 +515,7 @@
     <w:p>
       <w:pPr>
         <w:pStyle w:val="a7"/>
-        <w:divId w:val="1948657274"/>
+        <w:divId w:val="1100681834"/>
         <w:rPr>
           <w:rFonts w:ascii="Segoe UI" w:hAnsi="Segoe UI" w:cs="Segoe UI"/>
           <w:color w:val="1C1C1C"/>
@@ -542,7 +542,7 @@
     <w:p>
       <w:pPr>
         <w:pStyle w:val="3"/>
-        <w:divId w:val="1948657274"/>
+        <w:divId w:val="1100681834"/>
         <w:rPr>
           <w:rFonts w:ascii="Segoe UI" w:eastAsia="Times New Roman" w:hAnsi="Segoe UI" w:cs="Segoe UI"/>
           <w:lang w:val="it-IT"/>
@@ -559,7 +559,7 @@
     <w:p>
       <w:pPr>
         <w:pStyle w:val="a7"/>
-        <w:divId w:val="1948657274"/>
+        <w:divId w:val="1100681834"/>
         <w:rPr>
           <w:rFonts w:ascii="Segoe UI" w:hAnsi="Segoe UI" w:cs="Segoe UI"/>
           <w:color w:val="1C1C1C"/>
@@ -578,34 +578,34 @@
     <w:p>
       <w:pPr>
         <w:pStyle w:val="a7"/>
-        <w:divId w:val="1948657274"/>
-        <w:rPr>
-          <w:rFonts w:ascii="Segoe UI" w:hAnsi="Segoe UI" w:cs="Segoe UI"/>
-          <w:color w:val="1C1C1C"/>
-          <w:lang w:val="it-IT"/>
-        </w:rPr>
-      </w:pPr>
-      <w:r>
-        <w:rPr>
-          <w:rFonts w:ascii="Segoe UI" w:hAnsi="Segoe UI" w:cs="Segoe UI"/>
-          <w:color w:val="1C1C1C"/>
-          <w:lang w:val="it-IT"/>
-        </w:rPr>
-        <w:t>Senza schermo. Realizzato in Francia (Canne</w:t>
-      </w:r>
-      <w:r>
-        <w:rPr>
-          <w:rFonts w:ascii="Segoe UI" w:hAnsi="Segoe UI" w:cs="Segoe UI"/>
-          <w:color w:val="1C1C1C"/>
-          <w:lang w:val="it-IT"/>
-        </w:rPr>
-        <w:t>s), certificazione CE.</w:t>
+        <w:divId w:val="1100681834"/>
+        <w:rPr>
+          <w:rFonts w:ascii="Segoe UI" w:hAnsi="Segoe UI" w:cs="Segoe UI"/>
+          <w:color w:val="1C1C1C"/>
+          <w:lang w:val="it-IT"/>
+        </w:rPr>
+      </w:pPr>
+      <w:r>
+        <w:rPr>
+          <w:rFonts w:ascii="Segoe UI" w:hAnsi="Segoe UI" w:cs="Segoe UI"/>
+          <w:color w:val="1C1C1C"/>
+          <w:lang w:val="it-IT"/>
+        </w:rPr>
+        <w:t>Senza schermo. Progettato in Francia, certi</w:t>
+      </w:r>
+      <w:r>
+        <w:rPr>
+          <w:rFonts w:ascii="Segoe UI" w:hAnsi="Segoe UI" w:cs="Segoe UI"/>
+          <w:color w:val="1C1C1C"/>
+          <w:lang w:val="it-IT"/>
+        </w:rPr>
+        <w:t>ficazione CE.</w:t>
       </w:r>
     </w:p>
     <w:p>
       <w:pPr>
         <w:pStyle w:val="note"/>
-        <w:divId w:val="1948657274"/>
+        <w:divId w:val="1100681834"/>
         <w:rPr>
           <w:rFonts w:ascii="Segoe UI" w:hAnsi="Segoe UI" w:cs="Segoe UI"/>
           <w:lang w:val="it-IT"/>
@@ -625,7 +625,7 @@
     <w:p>
       <w:pPr>
         <w:pStyle w:val="a7"/>
-        <w:divId w:val="1948657274"/>
+        <w:divId w:val="1100681834"/>
         <w:rPr>
           <w:rFonts w:ascii="Segoe UI" w:hAnsi="Segoe UI" w:cs="Segoe UI"/>
           <w:color w:val="1C1C1C"/>
@@ -644,7 +644,7 @@
     <w:p>
       <w:pPr>
         <w:pStyle w:val="a7"/>
-        <w:divId w:val="1948657274"/>
+        <w:divId w:val="1100681834"/>
         <w:rPr>
           <w:rFonts w:ascii="Segoe UI" w:hAnsi="Segoe UI" w:cs="Segoe UI"/>
           <w:color w:val="1C1C1C"/>
@@ -663,7 +663,7 @@
     <w:p>
       <w:pPr>
         <w:pStyle w:val="note"/>
-        <w:divId w:val="1948657274"/>
+        <w:divId w:val="1100681834"/>
         <w:rPr>
           <w:rFonts w:ascii="Segoe UI" w:hAnsi="Segoe UI" w:cs="Segoe UI"/>
           <w:lang w:val="it-IT"/>
@@ -683,7 +683,7 @@
     <w:p>
       <w:pPr>
         <w:pStyle w:val="note"/>
-        <w:divId w:val="1948657274"/>
+        <w:divId w:val="1100681834"/>
         <w:rPr>
           <w:rFonts w:ascii="Segoe UI" w:hAnsi="Segoe UI" w:cs="Segoe UI"/>
           <w:lang w:val="it-IT"/>
@@ -703,7 +703,7 @@
     <w:p>
       <w:pPr>
         <w:pStyle w:val="a7"/>
-        <w:divId w:val="1948657274"/>
+        <w:divId w:val="1100681834"/>
         <w:rPr>
           <w:rFonts w:ascii="Segoe UI" w:hAnsi="Segoe UI" w:cs="Segoe UI"/>
           <w:color w:val="1C1C1C"/>
@@ -722,7 +722,7 @@
     <w:p>
       <w:pPr>
         <w:pStyle w:val="a7"/>
-        <w:divId w:val="1948657274"/>
+        <w:divId w:val="1100681834"/>
         <w:rPr>
           <w:rFonts w:ascii="Segoe UI" w:hAnsi="Segoe UI" w:cs="Segoe UI"/>
           <w:color w:val="1C1C1C"/>
@@ -751,40 +751,40 @@
           <w:color w:val="1C1C1C"/>
           <w:lang w:val="it-IT"/>
         </w:rPr>
-        <w:t>gradi. Bluetooth circa 5 m. Batteria Li-Ion, ricarica USB-C, circa 1,5 ore. Età 4-10 anni. Realizzato a Cannes, Francia. Certificazione CE.</w:t>
-      </w:r>
-    </w:p>
-    <w:p>
-      <w:pPr>
-        <w:pStyle w:val="a7"/>
-        <w:divId w:val="1948657274"/>
-        <w:rPr>
-          <w:rFonts w:ascii="Segoe UI" w:hAnsi="Segoe UI" w:cs="Segoe UI"/>
-          <w:color w:val="1C1C1C"/>
-          <w:lang w:val="it-IT"/>
-        </w:rPr>
-      </w:pPr>
-      <w:r>
-        <w:rPr>
-          <w:rFonts w:ascii="Segoe UI" w:hAnsi="Segoe UI" w:cs="Segoe UI"/>
-          <w:color w:val="1C1C1C"/>
-          <w:lang w:val="it-IT"/>
-        </w:rPr>
-        <w:t>Assistenza. Vanno bene i normali pennarelli, la batteria è sostituibile. Garanzia e assistenza sono fornite dal dist</w:t>
-      </w:r>
-      <w:r>
-        <w:rPr>
-          <w:rFonts w:ascii="Segoe UI" w:hAnsi="Segoe UI" w:cs="Segoe UI"/>
-          <w:color w:val="1C1C1C"/>
-          <w:lang w:val="it-IT"/>
-        </w:rPr>
-        <w:t>ributore.</w:t>
+        <w:t>gradi. Bluetooth circa 5 m. Batteria Li-Ion, ricarica USB-C, circa 1,5 ore. Età 4-10 anni. Progettato in Francia. Certificazione CE.</w:t>
+      </w:r>
+    </w:p>
+    <w:p>
+      <w:pPr>
+        <w:pStyle w:val="a7"/>
+        <w:divId w:val="1100681834"/>
+        <w:rPr>
+          <w:rFonts w:ascii="Segoe UI" w:hAnsi="Segoe UI" w:cs="Segoe UI"/>
+          <w:color w:val="1C1C1C"/>
+          <w:lang w:val="it-IT"/>
+        </w:rPr>
+      </w:pPr>
+      <w:r>
+        <w:rPr>
+          <w:rFonts w:ascii="Segoe UI" w:hAnsi="Segoe UI" w:cs="Segoe UI"/>
+          <w:color w:val="1C1C1C"/>
+          <w:lang w:val="it-IT"/>
+        </w:rPr>
+        <w:t>Assistenza. Vanno bene i normali pennarelli, la batteria è sostituibile. Garanzia e assistenza sono fornite dal distributor</w:t>
+      </w:r>
+      <w:r>
+        <w:rPr>
+          <w:rFonts w:ascii="Segoe UI" w:hAnsi="Segoe UI" w:cs="Segoe UI"/>
+          <w:color w:val="1C1C1C"/>
+          <w:lang w:val="it-IT"/>
+        </w:rPr>
+        <w:t>e.</w:t>
       </w:r>
     </w:p>
     <w:p>
       <w:pPr>
         <w:pStyle w:val="note"/>
-        <w:divId w:val="1948657274"/>
+        <w:divId w:val="1100681834"/>
         <w:rPr>
           <w:rFonts w:ascii="Segoe UI" w:hAnsi="Segoe UI" w:cs="Segoe UI"/>
           <w:lang w:val="it-IT"/>
@@ -804,7 +804,7 @@
     <w:p>
       <w:pPr>
         <w:pStyle w:val="note"/>
-        <w:divId w:val="1948657274"/>
+        <w:divId w:val="1100681834"/>
         <w:rPr>
           <w:rFonts w:ascii="Segoe UI" w:hAnsi="Segoe UI" w:cs="Segoe UI"/>
           <w:lang w:val="it-IT"/>

--- a/it/catalogue.docx
+++ b/it/catalogue.docx
@@ -5,7 +5,7 @@
     <w:p>
       <w:pPr>
         <w:pStyle w:val="note"/>
-        <w:divId w:val="1100681834"/>
+        <w:divId w:val="1382828869"/>
         <w:rPr>
           <w:rFonts w:ascii="Segoe UI" w:hAnsi="Segoe UI" w:cs="Segoe UI"/>
           <w:lang w:val="it-IT"/>
@@ -25,7 +25,7 @@
     <w:p>
       <w:pPr>
         <w:pStyle w:val="note"/>
-        <w:divId w:val="1100681834"/>
+        <w:divId w:val="1382828869"/>
         <w:rPr>
           <w:rFonts w:ascii="Segoe UI" w:hAnsi="Segoe UI" w:cs="Segoe UI"/>
           <w:lang w:val="it-IT"/>
@@ -45,7 +45,7 @@
     <w:p>
       <w:pPr>
         <w:pStyle w:val="1"/>
-        <w:divId w:val="1100681834"/>
+        <w:divId w:val="1382828869"/>
         <w:rPr>
           <w:rFonts w:ascii="Segoe UI" w:eastAsia="Times New Roman" w:hAnsi="Segoe UI" w:cs="Segoe UI"/>
           <w:lang w:val="it-IT"/>
@@ -62,7 +62,7 @@
     <w:p>
       <w:pPr>
         <w:pStyle w:val="2"/>
-        <w:divId w:val="1100681834"/>
+        <w:divId w:val="1382828869"/>
         <w:rPr>
           <w:rFonts w:ascii="Segoe UI" w:eastAsia="Times New Roman" w:hAnsi="Segoe UI" w:cs="Segoe UI"/>
           <w:lang w:val="it-IT"/>
@@ -79,7 +79,7 @@
     <w:p>
       <w:pPr>
         <w:pStyle w:val="note"/>
-        <w:divId w:val="1100681834"/>
+        <w:divId w:val="1382828869"/>
         <w:rPr>
           <w:rFonts w:ascii="Segoe UI" w:hAnsi="Segoe UI" w:cs="Segoe UI"/>
           <w:lang w:val="it-IT"/>
@@ -109,7 +109,7 @@
     <w:p>
       <w:pPr>
         <w:pStyle w:val="a7"/>
-        <w:divId w:val="1100681834"/>
+        <w:divId w:val="1382828869"/>
         <w:rPr>
           <w:rFonts w:ascii="Segoe UI" w:hAnsi="Segoe UI" w:cs="Segoe UI"/>
           <w:color w:val="1C1C1C"/>
@@ -128,7 +128,7 @@
     <w:p>
       <w:pPr>
         <w:pStyle w:val="a7"/>
-        <w:divId w:val="1100681834"/>
+        <w:divId w:val="1382828869"/>
         <w:rPr>
           <w:rFonts w:ascii="Segoe UI" w:hAnsi="Segoe UI" w:cs="Segoe UI"/>
           <w:color w:val="1C1C1C"/>
@@ -155,7 +155,7 @@
     <w:p>
       <w:pPr>
         <w:pStyle w:val="3"/>
-        <w:divId w:val="1100681834"/>
+        <w:divId w:val="1382828869"/>
         <w:rPr>
           <w:rFonts w:ascii="Segoe UI" w:eastAsia="Times New Roman" w:hAnsi="Segoe UI" w:cs="Segoe UI"/>
           <w:lang w:val="it-IT"/>
@@ -172,7 +172,7 @@
     <w:p>
       <w:pPr>
         <w:pStyle w:val="a7"/>
-        <w:divId w:val="1100681834"/>
+        <w:divId w:val="1382828869"/>
         <w:rPr>
           <w:rFonts w:ascii="Segoe UI" w:hAnsi="Segoe UI" w:cs="Segoe UI"/>
           <w:color w:val="1C1C1C"/>
@@ -199,7 +199,7 @@
     <w:p>
       <w:pPr>
         <w:pStyle w:val="3"/>
-        <w:divId w:val="1100681834"/>
+        <w:divId w:val="1382828869"/>
         <w:rPr>
           <w:rFonts w:ascii="Segoe UI" w:eastAsia="Times New Roman" w:hAnsi="Segoe UI" w:cs="Segoe UI"/>
           <w:lang w:val="it-IT"/>
@@ -216,7 +216,7 @@
     <w:p>
       <w:pPr>
         <w:pStyle w:val="a7"/>
-        <w:divId w:val="1100681834"/>
+        <w:divId w:val="1382828869"/>
         <w:rPr>
           <w:rFonts w:ascii="Segoe UI" w:hAnsi="Segoe UI" w:cs="Segoe UI"/>
           <w:color w:val="1C1C1C"/>
@@ -243,7 +243,7 @@
     <w:p>
       <w:pPr>
         <w:pStyle w:val="3"/>
-        <w:divId w:val="1100681834"/>
+        <w:divId w:val="1382828869"/>
         <w:rPr>
           <w:rFonts w:ascii="Segoe UI" w:eastAsia="Times New Roman" w:hAnsi="Segoe UI" w:cs="Segoe UI"/>
           <w:lang w:val="it-IT"/>
@@ -260,7 +260,7 @@
     <w:p>
       <w:pPr>
         <w:pStyle w:val="a7"/>
-        <w:divId w:val="1100681834"/>
+        <w:divId w:val="1382828869"/>
         <w:rPr>
           <w:rFonts w:ascii="Segoe UI" w:hAnsi="Segoe UI" w:cs="Segoe UI"/>
           <w:color w:val="1C1C1C"/>
@@ -287,7 +287,7 @@
     <w:p>
       <w:pPr>
         <w:pStyle w:val="note"/>
-        <w:divId w:val="1100681834"/>
+        <w:divId w:val="1382828869"/>
         <w:rPr>
           <w:rFonts w:ascii="Segoe UI" w:hAnsi="Segoe UI" w:cs="Segoe UI"/>
           <w:lang w:val="it-IT"/>
@@ -307,7 +307,7 @@
     <w:p>
       <w:pPr>
         <w:pStyle w:val="3"/>
-        <w:divId w:val="1100681834"/>
+        <w:divId w:val="1382828869"/>
         <w:rPr>
           <w:rFonts w:ascii="Segoe UI" w:eastAsia="Times New Roman" w:hAnsi="Segoe UI" w:cs="Segoe UI"/>
           <w:lang w:val="it-IT"/>
@@ -331,7 +331,7 @@
     <w:p>
       <w:pPr>
         <w:pStyle w:val="a7"/>
-        <w:divId w:val="1100681834"/>
+        <w:divId w:val="1382828869"/>
         <w:rPr>
           <w:rFonts w:ascii="Segoe UI" w:hAnsi="Segoe UI" w:cs="Segoe UI"/>
           <w:color w:val="1C1C1C"/>
@@ -358,7 +358,7 @@
     <w:p>
       <w:pPr>
         <w:pStyle w:val="3"/>
-        <w:divId w:val="1100681834"/>
+        <w:divId w:val="1382828869"/>
         <w:rPr>
           <w:rFonts w:ascii="Segoe UI" w:eastAsia="Times New Roman" w:hAnsi="Segoe UI" w:cs="Segoe UI"/>
           <w:lang w:val="it-IT"/>
@@ -382,7 +382,7 @@
     <w:p>
       <w:pPr>
         <w:pStyle w:val="a7"/>
-        <w:divId w:val="1100681834"/>
+        <w:divId w:val="1382828869"/>
         <w:rPr>
           <w:rFonts w:ascii="Segoe UI" w:hAnsi="Segoe UI" w:cs="Segoe UI"/>
           <w:color w:val="1C1C1C"/>
@@ -409,7 +409,7 @@
     <w:p>
       <w:pPr>
         <w:pStyle w:val="3"/>
-        <w:divId w:val="1100681834"/>
+        <w:divId w:val="1382828869"/>
         <w:rPr>
           <w:rFonts w:ascii="Segoe UI" w:eastAsia="Times New Roman" w:hAnsi="Segoe UI" w:cs="Segoe UI"/>
           <w:lang w:val="it-IT"/>
@@ -426,7 +426,7 @@
     <w:p>
       <w:pPr>
         <w:pStyle w:val="a7"/>
-        <w:divId w:val="1100681834"/>
+        <w:divId w:val="1382828869"/>
         <w:rPr>
           <w:rFonts w:ascii="Segoe UI" w:hAnsi="Segoe UI" w:cs="Segoe UI"/>
           <w:color w:val="1C1C1C"/>
@@ -453,7 +453,7 @@
     <w:p>
       <w:pPr>
         <w:pStyle w:val="3"/>
-        <w:divId w:val="1100681834"/>
+        <w:divId w:val="1382828869"/>
         <w:rPr>
           <w:rFonts w:ascii="Segoe UI" w:eastAsia="Times New Roman" w:hAnsi="Segoe UI" w:cs="Segoe UI"/>
           <w:lang w:val="it-IT"/>
@@ -477,7 +477,7 @@
     <w:p>
       <w:pPr>
         <w:pStyle w:val="a7"/>
-        <w:divId w:val="1100681834"/>
+        <w:divId w:val="1382828869"/>
         <w:rPr>
           <w:rFonts w:ascii="Segoe UI" w:hAnsi="Segoe UI" w:cs="Segoe UI"/>
           <w:color w:val="1C1C1C"/>
@@ -496,7 +496,7 @@
     <w:p>
       <w:pPr>
         <w:pStyle w:val="a7"/>
-        <w:divId w:val="1100681834"/>
+        <w:divId w:val="1382828869"/>
         <w:rPr>
           <w:rFonts w:ascii="Segoe UI" w:hAnsi="Segoe UI" w:cs="Segoe UI"/>
           <w:color w:val="1C1C1C"/>
@@ -515,7 +515,7 @@
     <w:p>
       <w:pPr>
         <w:pStyle w:val="a7"/>
-        <w:divId w:val="1100681834"/>
+        <w:divId w:val="1382828869"/>
         <w:rPr>
           <w:rFonts w:ascii="Segoe UI" w:hAnsi="Segoe UI" w:cs="Segoe UI"/>
           <w:color w:val="1C1C1C"/>
@@ -542,7 +542,7 @@
     <w:p>
       <w:pPr>
         <w:pStyle w:val="3"/>
-        <w:divId w:val="1100681834"/>
+        <w:divId w:val="1382828869"/>
         <w:rPr>
           <w:rFonts w:ascii="Segoe UI" w:eastAsia="Times New Roman" w:hAnsi="Segoe UI" w:cs="Segoe UI"/>
           <w:lang w:val="it-IT"/>
@@ -559,7 +559,7 @@
     <w:p>
       <w:pPr>
         <w:pStyle w:val="a7"/>
-        <w:divId w:val="1100681834"/>
+        <w:divId w:val="1382828869"/>
         <w:rPr>
           <w:rFonts w:ascii="Segoe UI" w:hAnsi="Segoe UI" w:cs="Segoe UI"/>
           <w:color w:val="1C1C1C"/>
@@ -578,7 +578,7 @@
     <w:p>
       <w:pPr>
         <w:pStyle w:val="a7"/>
-        <w:divId w:val="1100681834"/>
+        <w:divId w:val="1382828869"/>
         <w:rPr>
           <w:rFonts w:ascii="Segoe UI" w:hAnsi="Segoe UI" w:cs="Segoe UI"/>
           <w:color w:val="1C1C1C"/>
@@ -605,7 +605,7 @@
     <w:p>
       <w:pPr>
         <w:pStyle w:val="note"/>
-        <w:divId w:val="1100681834"/>
+        <w:divId w:val="1382828869"/>
         <w:rPr>
           <w:rFonts w:ascii="Segoe UI" w:hAnsi="Segoe UI" w:cs="Segoe UI"/>
           <w:lang w:val="it-IT"/>
@@ -625,7 +625,7 @@
     <w:p>
       <w:pPr>
         <w:pStyle w:val="a7"/>
-        <w:divId w:val="1100681834"/>
+        <w:divId w:val="1382828869"/>
         <w:rPr>
           <w:rFonts w:ascii="Segoe UI" w:hAnsi="Segoe UI" w:cs="Segoe UI"/>
           <w:color w:val="1C1C1C"/>
@@ -644,7 +644,7 @@
     <w:p>
       <w:pPr>
         <w:pStyle w:val="a7"/>
-        <w:divId w:val="1100681834"/>
+        <w:divId w:val="1382828869"/>
         <w:rPr>
           <w:rFonts w:ascii="Segoe UI" w:hAnsi="Segoe UI" w:cs="Segoe UI"/>
           <w:color w:val="1C1C1C"/>
@@ -663,7 +663,7 @@
     <w:p>
       <w:pPr>
         <w:pStyle w:val="note"/>
-        <w:divId w:val="1100681834"/>
+        <w:divId w:val="1382828869"/>
         <w:rPr>
           <w:rFonts w:ascii="Segoe UI" w:hAnsi="Segoe UI" w:cs="Segoe UI"/>
           <w:lang w:val="it-IT"/>
@@ -683,7 +683,7 @@
     <w:p>
       <w:pPr>
         <w:pStyle w:val="note"/>
-        <w:divId w:val="1100681834"/>
+        <w:divId w:val="1382828869"/>
         <w:rPr>
           <w:rFonts w:ascii="Segoe UI" w:hAnsi="Segoe UI" w:cs="Segoe UI"/>
           <w:lang w:val="it-IT"/>
@@ -703,7 +703,7 @@
     <w:p>
       <w:pPr>
         <w:pStyle w:val="a7"/>
-        <w:divId w:val="1100681834"/>
+        <w:divId w:val="1382828869"/>
         <w:rPr>
           <w:rFonts w:ascii="Segoe UI" w:hAnsi="Segoe UI" w:cs="Segoe UI"/>
           <w:color w:val="1C1C1C"/>
@@ -722,7 +722,7 @@
     <w:p>
       <w:pPr>
         <w:pStyle w:val="a7"/>
-        <w:divId w:val="1100681834"/>
+        <w:divId w:val="1382828869"/>
         <w:rPr>
           <w:rFonts w:ascii="Segoe UI" w:hAnsi="Segoe UI" w:cs="Segoe UI"/>
           <w:color w:val="1C1C1C"/>
@@ -743,48 +743,48 @@
           <w:color w:val="1C1C1C"/>
           <w:lang w:val="it-IT"/>
         </w:rPr>
-        <w:t xml:space="preserve"> Robot e console in legno, tessere in cartone. Robot di 125 mm di diametro, 44 mm di altezza, 220 g. Console 317 x 217 x 62 mm, 680 g. Tessere 33 x 33 mm, NFC. 11 slot doppi. Passo di default 15 cm, regolabile su qualsiasi dimensione. Rotazioni da 1 a 360 </w:t>
-      </w:r>
-      <w:r>
-        <w:rPr>
-          <w:rFonts w:ascii="Segoe UI" w:hAnsi="Segoe UI" w:cs="Segoe UI"/>
-          <w:color w:val="1C1C1C"/>
-          <w:lang w:val="it-IT"/>
-        </w:rPr>
-        <w:t>gradi. Bluetooth circa 5 m. Batteria Li-Ion, ricarica USB-C, circa 1,5 ore. Età 4-10 anni. Progettato in Francia. Certificazione CE.</w:t>
-      </w:r>
-    </w:p>
-    <w:p>
-      <w:pPr>
-        <w:pStyle w:val="a7"/>
-        <w:divId w:val="1100681834"/>
-        <w:rPr>
-          <w:rFonts w:ascii="Segoe UI" w:hAnsi="Segoe UI" w:cs="Segoe UI"/>
-          <w:color w:val="1C1C1C"/>
-          <w:lang w:val="it-IT"/>
-        </w:rPr>
-      </w:pPr>
-      <w:r>
-        <w:rPr>
-          <w:rFonts w:ascii="Segoe UI" w:hAnsi="Segoe UI" w:cs="Segoe UI"/>
-          <w:color w:val="1C1C1C"/>
-          <w:lang w:val="it-IT"/>
-        </w:rPr>
-        <w:t>Assistenza. Vanno bene i normali pennarelli, la batteria è sostituibile. Garanzia e assistenza sono fornite dal distributor</w:t>
-      </w:r>
-      <w:r>
-        <w:rPr>
-          <w:rFonts w:ascii="Segoe UI" w:hAnsi="Segoe UI" w:cs="Segoe UI"/>
-          <w:color w:val="1C1C1C"/>
-          <w:lang w:val="it-IT"/>
-        </w:rPr>
-        <w:t>e.</w:t>
+        <w:t xml:space="preserve"> Robot e console in legno, tessere in cartone. Robot di 125 mm di diametro, 44 mm di altezza, 225 g. Console 317 x 217 x 62 mm, 760 g. Tessere 33 x 33 mm, NFC, set completo 150 g. Kit in scatola circa 1,9 kg. 11 slot doppi. Passo di default 15 cm, regolabi</w:t>
+      </w:r>
+      <w:r>
+        <w:rPr>
+          <w:rFonts w:ascii="Segoe UI" w:hAnsi="Segoe UI" w:cs="Segoe UI"/>
+          <w:color w:val="1C1C1C"/>
+          <w:lang w:val="it-IT"/>
+        </w:rPr>
+        <w:t>le su qualsiasi dimensione. Rotazioni da 1 a 360 gradi. Bluetooth circa 5 m. Batteria Li-Ion, ricarica USB-C, circa 1,5 ore. Età 4-10 anni. Progettato in Francia. Certificazione CE.</w:t>
+      </w:r>
+    </w:p>
+    <w:p>
+      <w:pPr>
+        <w:pStyle w:val="a7"/>
+        <w:divId w:val="1382828869"/>
+        <w:rPr>
+          <w:rFonts w:ascii="Segoe UI" w:hAnsi="Segoe UI" w:cs="Segoe UI"/>
+          <w:color w:val="1C1C1C"/>
+          <w:lang w:val="it-IT"/>
+        </w:rPr>
+      </w:pPr>
+      <w:r>
+        <w:rPr>
+          <w:rFonts w:ascii="Segoe UI" w:hAnsi="Segoe UI" w:cs="Segoe UI"/>
+          <w:color w:val="1C1C1C"/>
+          <w:lang w:val="it-IT"/>
+        </w:rPr>
+        <w:t>Assistenza. Vanno bene i normali pennarelli, la batteria è sostituibile. G</w:t>
+      </w:r>
+      <w:r>
+        <w:rPr>
+          <w:rFonts w:ascii="Segoe UI" w:hAnsi="Segoe UI" w:cs="Segoe UI"/>
+          <w:color w:val="1C1C1C"/>
+          <w:lang w:val="it-IT"/>
+        </w:rPr>
+        <w:t>aranzia e assistenza sono fornite dal distributore.</w:t>
       </w:r>
     </w:p>
     <w:p>
       <w:pPr>
         <w:pStyle w:val="note"/>
-        <w:divId w:val="1100681834"/>
+        <w:divId w:val="1382828869"/>
         <w:rPr>
           <w:rFonts w:ascii="Segoe UI" w:hAnsi="Segoe UI" w:cs="Segoe UI"/>
           <w:lang w:val="it-IT"/>
@@ -804,7 +804,7 @@
     <w:p>
       <w:pPr>
         <w:pStyle w:val="note"/>
-        <w:divId w:val="1100681834"/>
+        <w:divId w:val="1382828869"/>
         <w:rPr>
           <w:rFonts w:ascii="Segoe UI" w:hAnsi="Segoe UI" w:cs="Segoe UI"/>
           <w:lang w:val="it-IT"/>
